--- a/content-src/docx/R TLS 1999 10 29 Adrian Mole.docx
+++ b/content-src/docx/R TLS 1999 10 29 Adrian Mole.docx
@@ -19,7 +19,7 @@
     </w:p>
     <w:p>
       <w:r>
-        <w:t>&lt;details&gt;Review of Sue Townsend, Adrian Mole: The Cappuccino Years, 392pp. Michael Joseph. £14.99. 0 7181 4367 1. The Times Literary Supplement, 29 October 1999, p. 21.&lt;/details&gt;</w:t>
+        <w:t xml:space="preserve">&lt;details&gt;Sue Townsend, Adrian Mole: The Cappuccino Years, 392pp. Michael Joseph. £14.99.&lt;/details&gt;</w:t>
       </w:r>
     </w:p>
     <w:p>

--- a/content-src/docx/R TLS 1999 10 29 Adrian Mole.docx
+++ b/content-src/docx/R TLS 1999 10 29 Adrian Mole.docx
@@ -14,7 +14,7 @@
     </w:p>
     <w:p>
       <w:r>
-        <w:t>&lt;category&gt;Fiction&lt;/category&gt;</w:t>
+        <w:t>&lt;category&gt;Fiction, fun&lt;/category&gt;</w:t>
       </w:r>
     </w:p>
     <w:p>
